--- a/lessons/7-8/homework.docx
+++ b/lessons/7-8/homework.docx
@@ -115,7 +115,7 @@
           <wp:inline distT="0" distB="0" distL="0" distR="0">
             <wp:extent cx="1047750" cy="790575"/>
             <wp:effectExtent t="0" r="0" b="0" l="0"/>
-            <wp:docPr id="1" name="" descr="" title=""/>
+            <wp:docPr id="1" name="Ordered Pairs in All Four Quadrants" descr="Picture illustrating the vocabulary word &quot;Ordered Pairs in All Four Quadrants&quot;" title="Ordered Pairs in All Four Quadrants"/>
             <wp:cNvGraphicFramePr>
               <a:graphicFrameLocks xmlns:a="http://schemas.openxmlformats.org/drawingml/2006/main" noChangeAspect="1"/>
             </wp:cNvGraphicFramePr>
@@ -178,7 +178,7 @@
           <wp:inline distT="0" distB="0" distL="0" distR="0">
             <wp:extent cx="1047750" cy="790575"/>
             <wp:effectExtent t="0" r="0" b="0" l="0"/>
-            <wp:docPr id="1" name="" descr="" title=""/>
+            <wp:docPr id="1" name="Quadrant" descr="Picture illustrating the vocabulary word &quot;Quadrant&quot;" title="Quadrant"/>
             <wp:cNvGraphicFramePr>
               <a:graphicFrameLocks xmlns:a="http://schemas.openxmlformats.org/drawingml/2006/main" noChangeAspect="1"/>
             </wp:cNvGraphicFramePr>
@@ -241,7 +241,7 @@
           <wp:inline distT="0" distB="0" distL="0" distR="0">
             <wp:extent cx="1047750" cy="790575"/>
             <wp:effectExtent t="0" r="0" b="0" l="0"/>
-            <wp:docPr id="1" name="" descr="" title=""/>
+            <wp:docPr id="1" name="Negative coordinate" descr="Picture illustrating the vocabulary word &quot;Negative coordinate&quot;" title="Negative coordinate"/>
             <wp:cNvGraphicFramePr>
               <a:graphicFrameLocks xmlns:a="http://schemas.openxmlformats.org/drawingml/2006/main" noChangeAspect="1"/>
             </wp:cNvGraphicFramePr>
@@ -304,7 +304,7 @@
           <wp:inline distT="0" distB="0" distL="0" distR="0">
             <wp:extent cx="1047750" cy="790575"/>
             <wp:effectExtent t="0" r="0" b="0" l="0"/>
-            <wp:docPr id="1" name="" descr="" title=""/>
+            <wp:docPr id="1" name="Reflection" descr="Picture illustrating the vocabulary word &quot;Reflection&quot;" title="Reflection"/>
             <wp:cNvGraphicFramePr>
               <a:graphicFrameLocks xmlns:a="http://schemas.openxmlformats.org/drawingml/2006/main" noChangeAspect="1"/>
             </wp:cNvGraphicFramePr>
@@ -367,7 +367,7 @@
           <wp:inline distT="0" distB="0" distL="0" distR="0">
             <wp:extent cx="1047750" cy="790575"/>
             <wp:effectExtent t="0" r="0" b="0" l="0"/>
-            <wp:docPr id="1" name="" descr="" title=""/>
+            <wp:docPr id="1" name="Axis" descr="Picture illustrating the vocabulary word &quot;Axis&quot;" title="Axis"/>
             <wp:cNvGraphicFramePr>
               <a:graphicFrameLocks xmlns:a="http://schemas.openxmlformats.org/drawingml/2006/main" noChangeAspect="1"/>
             </wp:cNvGraphicFramePr>
@@ -430,7 +430,7 @@
           <wp:inline distT="0" distB="0" distL="0" distR="0">
             <wp:extent cx="1047750" cy="790575"/>
             <wp:effectExtent t="0" r="0" b="0" l="0"/>
-            <wp:docPr id="1" name="" descr="" title=""/>
+            <wp:docPr id="1" name="Integer" descr="Picture illustrating the vocabulary word &quot;Integer&quot;" title="Integer"/>
             <wp:cNvGraphicFramePr>
               <a:graphicFrameLocks xmlns:a="http://schemas.openxmlformats.org/drawingml/2006/main" noChangeAspect="1"/>
             </wp:cNvGraphicFramePr>
@@ -532,6 +532,61 @@
         <w:spacing w:after="40" w:before="0"/>
       </w:pPr>
       <w:r>
+        <w:t xml:space="preserve">     B. Quadrant III</w:t>
+      </w:r>
+    </w:p>
+    <w:p>
+      <w:pPr>
+        <w:spacing w:after="40" w:before="0"/>
+      </w:pPr>
+      <w:r>
+        <w:t xml:space="preserve">     C. Quadrant II</w:t>
+      </w:r>
+    </w:p>
+    <w:p>
+      <w:pPr>
+        <w:spacing w:after="40" w:before="0"/>
+      </w:pPr>
+      <w:r>
+        <w:t xml:space="preserve">     D. Quadrant IV</w:t>
+      </w:r>
+    </w:p>
+    <w:p>
+      <w:pPr>
+        <w:spacing w:after="60" w:before="120"/>
+      </w:pPr>
+      <w:r>
+        <w:rPr>
+          <w:color w:val="BBBBBB"/>
+        </w:rPr>
+        <w:t xml:space="preserve">______________________________________________________________________</w:t>
+      </w:r>
+    </w:p>
+    <w:p>
+      <w:pPr>
+        <w:spacing w:after="80" w:before="0"/>
+      </w:pPr>
+      <w:r>
+        <w:rPr>
+          <w:b/>
+          <w:bCs/>
+        </w:rPr>
+        <w:t xml:space="preserve">2. A point has a positive x-coordinate and a negative y-coordinate. Which quadrant is it in?</w:t>
+      </w:r>
+    </w:p>
+    <w:p>
+      <w:pPr>
+        <w:spacing w:after="40" w:before="0"/>
+      </w:pPr>
+      <w:r>
+        <w:t xml:space="preserve">     A. Quadrant I</w:t>
+      </w:r>
+    </w:p>
+    <w:p>
+      <w:pPr>
+        <w:spacing w:after="40" w:before="0"/>
+      </w:pPr>
+      <w:r>
         <w:t xml:space="preserve">     B. Quadrant II</w:t>
       </w:r>
     </w:p>
@@ -540,70 +595,15 @@
         <w:spacing w:after="40" w:before="0"/>
       </w:pPr>
       <w:r>
-        <w:t xml:space="preserve">     C. Quadrant III</w:t>
-      </w:r>
-    </w:p>
-    <w:p>
-      <w:pPr>
-        <w:spacing w:after="40" w:before="0"/>
-      </w:pPr>
-      <w:r>
-        <w:t xml:space="preserve">     D. Quadrant IV</w:t>
-      </w:r>
-    </w:p>
-    <w:p>
-      <w:pPr>
-        <w:spacing w:after="60" w:before="120"/>
-      </w:pPr>
-      <w:r>
-        <w:rPr>
-          <w:color w:val="BBBBBB"/>
-        </w:rPr>
-        <w:t xml:space="preserve">______________________________________________________________________</w:t>
-      </w:r>
-    </w:p>
-    <w:p>
-      <w:pPr>
-        <w:spacing w:after="80" w:before="0"/>
-      </w:pPr>
-      <w:r>
-        <w:rPr>
-          <w:b/>
-          <w:bCs/>
-        </w:rPr>
-        <w:t xml:space="preserve">2. A point has a positive x-coordinate and a negative y-coordinate. Which quadrant is it in?</w:t>
-      </w:r>
-    </w:p>
-    <w:p>
-      <w:pPr>
-        <w:spacing w:after="40" w:before="0"/>
-      </w:pPr>
-      <w:r>
-        <w:t xml:space="preserve">     A. Quadrant I</w:t>
-      </w:r>
-    </w:p>
-    <w:p>
-      <w:pPr>
-        <w:spacing w:after="40" w:before="0"/>
-      </w:pPr>
-      <w:r>
-        <w:t xml:space="preserve">     B. Quadrant II</w:t>
-      </w:r>
-    </w:p>
-    <w:p>
-      <w:pPr>
-        <w:spacing w:after="40" w:before="0"/>
-      </w:pPr>
-      <w:r>
-        <w:t xml:space="preserve">     C. Quadrant III</w:t>
-      </w:r>
-    </w:p>
-    <w:p>
-      <w:pPr>
-        <w:spacing w:after="40" w:before="0"/>
-      </w:pPr>
-      <w:r>
-        <w:t xml:space="preserve">     D. Quadrant IV</w:t>
+        <w:t xml:space="preserve">     C. Quadrant IV</w:t>
+      </w:r>
+    </w:p>
+    <w:p>
+      <w:pPr>
+        <w:spacing w:after="40" w:before="0"/>
+      </w:pPr>
+      <w:r>
+        <w:t xml:space="preserve">     D. Quadrant III</w:t>
       </w:r>
     </w:p>
     <w:p>
@@ -1232,31 +1232,31 @@
         <w:spacing w:after="40" w:before="0"/>
       </w:pPr>
       <w:r>
-        <w:t xml:space="preserve">     A. (3, 3)</w:t>
-      </w:r>
-    </w:p>
-    <w:p>
-      <w:pPr>
-        <w:spacing w:after="40" w:before="0"/>
-      </w:pPr>
-      <w:r>
-        <w:t xml:space="preserve">     B. (-13, 3)</w:t>
-      </w:r>
-    </w:p>
-    <w:p>
-      <w:pPr>
-        <w:spacing w:after="40" w:before="0"/>
-      </w:pPr>
-      <w:r>
-        <w:t xml:space="preserve">     C. (-5, 11)</w:t>
-      </w:r>
-    </w:p>
-    <w:p>
-      <w:pPr>
-        <w:spacing w:after="40" w:before="0"/>
-      </w:pPr>
-      <w:r>
-        <w:t xml:space="preserve">     D. (-5, -5)</w:t>
+        <w:t xml:space="preserve">     A. (-13, 3)</w:t>
+      </w:r>
+    </w:p>
+    <w:p>
+      <w:pPr>
+        <w:spacing w:after="40" w:before="0"/>
+      </w:pPr>
+      <w:r>
+        <w:t xml:space="preserve">     B. (-5, 11)</w:t>
+      </w:r>
+    </w:p>
+    <w:p>
+      <w:pPr>
+        <w:spacing w:after="40" w:before="0"/>
+      </w:pPr>
+      <w:r>
+        <w:t xml:space="preserve">     C. (-5, -5)</w:t>
+      </w:r>
+    </w:p>
+    <w:p>
+      <w:pPr>
+        <w:spacing w:after="40" w:before="0"/>
+      </w:pPr>
+      <w:r>
+        <w:t xml:space="preserve">     D. (3, 3)</w:t>
       </w:r>
     </w:p>
     <w:p>
@@ -1376,23 +1376,23 @@
         <w:spacing w:after="40" w:before="0"/>
       </w:pPr>
       <w:r>
-        <w:t xml:space="preserve">     B. Quadrant II</w:t>
-      </w:r>
-    </w:p>
-    <w:p>
-      <w:pPr>
-        <w:spacing w:after="40" w:before="0"/>
-      </w:pPr>
-      <w:r>
-        <w:t xml:space="preserve">     C. Quadrant III</w:t>
-      </w:r>
-    </w:p>
-    <w:p>
-      <w:pPr>
-        <w:spacing w:after="40" w:before="0"/>
-      </w:pPr>
-      <w:r>
-        <w:t xml:space="preserve">     D. Quadrant IV</w:t>
+        <w:t xml:space="preserve">     B. Quadrant III</w:t>
+      </w:r>
+    </w:p>
+    <w:p>
+      <w:pPr>
+        <w:spacing w:after="40" w:before="0"/>
+      </w:pPr>
+      <w:r>
+        <w:t xml:space="preserve">     C. Quadrant IV</w:t>
+      </w:r>
+    </w:p>
+    <w:p>
+      <w:pPr>
+        <w:spacing w:after="40" w:before="0"/>
+      </w:pPr>
+      <w:r>
+        <w:t xml:space="preserve">     D. Quadrant II</w:t>
       </w:r>
     </w:p>
     <w:p>
@@ -1431,23 +1431,23 @@
         <w:spacing w:after="40" w:before="0"/>
       </w:pPr>
       <w:r>
-        <w:t xml:space="preserve">     B. (2, -4)</w:t>
-      </w:r>
-    </w:p>
-    <w:p>
-      <w:pPr>
-        <w:spacing w:after="40" w:before="0"/>
-      </w:pPr>
-      <w:r>
-        <w:t xml:space="preserve">     C. (4, -2)</w:t>
-      </w:r>
-    </w:p>
-    <w:p>
-      <w:pPr>
-        <w:spacing w:after="40" w:before="0"/>
-      </w:pPr>
-      <w:r>
-        <w:t xml:space="preserve">     D. (-2, 4)</w:t>
+        <w:t xml:space="preserve">     B. (-2, 4)</w:t>
+      </w:r>
+    </w:p>
+    <w:p>
+      <w:pPr>
+        <w:spacing w:after="40" w:before="0"/>
+      </w:pPr>
+      <w:r>
+        <w:t xml:space="preserve">     C. (2, -4)</w:t>
+      </w:r>
+    </w:p>
+    <w:p>
+      <w:pPr>
+        <w:spacing w:after="40" w:before="0"/>
+      </w:pPr>
+      <w:r>
+        <w:t xml:space="preserve">     D. (4, -2)</w:t>
       </w:r>
     </w:p>
     <w:p>
@@ -1561,15 +1561,15 @@
         <w:spacing w:after="40" w:before="0"/>
       </w:pPr>
       <w:r>
-        <w:t xml:space="preserve">     C. Quadrant III</w:t>
-      </w:r>
-    </w:p>
-    <w:p>
-      <w:pPr>
-        <w:spacing w:after="40" w:before="0"/>
-      </w:pPr>
-      <w:r>
-        <w:t xml:space="preserve">     D. Quadrant IV</w:t>
+        <w:t xml:space="preserve">     C. Quadrant IV</w:t>
+      </w:r>
+    </w:p>
+    <w:p>
+      <w:pPr>
+        <w:spacing w:after="40" w:before="0"/>
+      </w:pPr>
+      <w:r>
+        <w:t xml:space="preserve">     D. Quadrant III</w:t>
       </w:r>
     </w:p>
     <w:p>
@@ -1610,7 +1610,7 @@
           <w:b/>
           <w:bCs/>
         </w:rPr>
-        <w:t xml:space="preserve">1. B. Quadrant II</w:t>
+        <w:t xml:space="preserve">1. C. Quadrant II</w:t>
       </w:r>
     </w:p>
     <w:p>
@@ -1642,7 +1642,7 @@
           <w:b/>
           <w:bCs/>
         </w:rPr>
-        <w:t xml:space="preserve">2. D. Quadrant IV</w:t>
+        <w:t xml:space="preserve">2. C. Quadrant IV</w:t>
       </w:r>
     </w:p>
     <w:p>
@@ -1882,7 +1882,7 @@
           <w:b/>
           <w:bCs/>
         </w:rPr>
-        <w:t xml:space="preserve">5. A. (3, 3)</w:t>
+        <w:t xml:space="preserve">5. D. (3, 3)</w:t>
       </w:r>
     </w:p>
     <w:p>
@@ -1950,7 +1950,7 @@
           <w:b/>
           <w:bCs/>
         </w:rPr>
-        <w:t xml:space="preserve">7. B. Quadrant II</w:t>
+        <w:t xml:space="preserve">7. D. Quadrant II</w:t>
       </w:r>
     </w:p>
     <w:p>
@@ -1982,7 +1982,7 @@
           <w:b/>
           <w:bCs/>
         </w:rPr>
-        <w:t xml:space="preserve">8. C. (4, -2)</w:t>
+        <w:t xml:space="preserve">8. D. (4, -2)</w:t>
       </w:r>
     </w:p>
     <w:p>
@@ -2066,7 +2066,7 @@
           <w:b/>
           <w:bCs/>
         </w:rPr>
-        <w:t xml:space="preserve">10. C. Quadrant III</w:t>
+        <w:t xml:space="preserve">10. D. Quadrant III</w:t>
       </w:r>
     </w:p>
     <w:p>
@@ -2275,7 +2275,14 @@
 <file path=word/styles.xml><?xml version="1.0" encoding="utf-8"?>
 <w:styles xmlns:mc="http://schemas.openxmlformats.org/markup-compatibility/2006" xmlns:r="http://schemas.openxmlformats.org/officeDocument/2006/relationships" xmlns:w="http://schemas.openxmlformats.org/wordprocessingml/2006/main" xmlns:w14="http://schemas.microsoft.com/office/word/2010/wordml" xmlns:w15="http://schemas.microsoft.com/office/word/2012/wordml" mc:Ignorable="w14 w15">
   <w:docDefaults>
-    <w:rPrDefault/>
+    <w:rPrDefault>
+      <w:rPr>
+        <w:rFonts w:ascii="Arial" w:cs="Arial" w:eastAsia="Arial" w:hAnsi="Arial"/>
+        <w:sz w:val="22"/>
+        <w:szCs w:val="22"/>
+        <w:lang w:val="en-US"/>
+      </w:rPr>
+    </w:rPrDefault>
     <w:pPrDefault/>
   </w:docDefaults>
   <w:style w:type="paragraph" w:styleId="Title">
@@ -2293,10 +2300,16 @@
     <w:basedOn w:val="Normal"/>
     <w:next w:val="Normal"/>
     <w:qFormat/>
+    <w:pPr>
+      <w:keepNext/>
+    </w:pPr>
     <w:rPr>
-      <w:color w:val="2E74B5"/>
-      <w:sz w:val="32"/>
-      <w:szCs w:val="32"/>
+      <w:rFonts w:ascii="Arial" w:cs="Arial" w:eastAsia="Arial" w:hAnsi="Arial"/>
+      <w:b/>
+      <w:bCs/>
+      <w:color w:val="183E56"/>
+      <w:sz w:val="34"/>
+      <w:szCs w:val="34"/>
     </w:rPr>
   </w:style>
   <w:style w:type="paragraph" w:styleId="Heading2">
@@ -2304,8 +2317,14 @@
     <w:basedOn w:val="Normal"/>
     <w:next w:val="Normal"/>
     <w:qFormat/>
+    <w:pPr>
+      <w:keepNext/>
+    </w:pPr>
     <w:rPr>
-      <w:color w:val="2E74B5"/>
+      <w:rFonts w:ascii="Arial" w:cs="Arial" w:eastAsia="Arial" w:hAnsi="Arial"/>
+      <w:b/>
+      <w:bCs/>
+      <w:color w:val="176B70"/>
       <w:sz w:val="26"/>
       <w:szCs w:val="26"/>
     </w:rPr>

--- a/lessons/7-8/homework.docx
+++ b/lessons/7-8/homework.docx
@@ -1581,512 +1581,6 @@
           <w:color w:val="BBBBBB"/>
         </w:rPr>
         <w:t xml:space="preserve">______________________________________________________________________</w:t>
-      </w:r>
-    </w:p>
-    <w:p>
-      <w:r>
-        <w:br w:type="page"/>
-      </w:r>
-    </w:p>
-    <w:p>
-      <w:pPr>
-        <w:pStyle w:val="Heading1"/>
-        <w:spacing w:after="120"/>
-      </w:pPr>
-      <w:r>
-        <w:rPr>
-          <w:b/>
-          <w:bCs/>
-        </w:rPr>
-        <w:t xml:space="preserve">Answer Key (Teacher)</w:t>
-      </w:r>
-    </w:p>
-    <w:p>
-      <w:pPr>
-        <w:spacing w:after="40" w:before="0"/>
-      </w:pPr>
-      <w:r>
-        <w:rPr>
-          <w:b/>
-          <w:bCs/>
-        </w:rPr>
-        <w:t xml:space="preserve">1. C. Quadrant II</w:t>
-      </w:r>
-    </w:p>
-    <w:p>
-      <w:pPr>
-        <w:spacing w:after="20" w:before="0"/>
-      </w:pPr>
-      <w:r>
-        <w:t xml:space="preserve">     The x-coordinate is negative (left) and the y-coordinate is positive (up). Left and up is Quadrant II.</w:t>
-      </w:r>
-    </w:p>
-    <w:p>
-      <w:pPr>
-        <w:spacing w:after="80" w:before="0"/>
-      </w:pPr>
-      <w:r>
-        <w:rPr>
-          <w:i/>
-          <w:iCs/>
-        </w:rPr>
-        <w:t xml:space="preserve">     Watch for: A common mistake in Ordered Pairs in All Four Quadrants is matching each sign to the wrong axis — for example, seeing (-2, 5) and thinking "the x is negative so I move DOWN, and the y is positive so I move RIGHT," which lands the point in Quadrant IV. But the x-coordinate always controls left/right, never up/down: negative x means LEFT (not down), and positive y means UP (not right). So (-2, 5) is actually left 2, up 5 — Quadrant II. Before you submit, check that you used the x-coordinate for left/right and the y-coordinate for up/down, and never swapped them.</w:t>
-      </w:r>
-    </w:p>
-    <w:p>
-      <w:pPr>
-        <w:spacing w:after="40" w:before="0"/>
-      </w:pPr>
-      <w:r>
-        <w:rPr>
-          <w:b/>
-          <w:bCs/>
-        </w:rPr>
-        <w:t xml:space="preserve">2. C. Quadrant IV</w:t>
-      </w:r>
-    </w:p>
-    <w:p>
-      <w:pPr>
-        <w:spacing w:after="20" w:before="0"/>
-      </w:pPr>
-      <w:r>
-        <w:t xml:space="preserve">     Positive x (right) and negative y (down) = Quadrant IV (bottom-right).</w:t>
-      </w:r>
-    </w:p>
-    <w:p>
-      <w:pPr>
-        <w:spacing w:after="80" w:before="0"/>
-      </w:pPr>
-      <w:r>
-        <w:rPr>
-          <w:i/>
-          <w:iCs/>
-        </w:rPr>
-        <w:t xml:space="preserve">     Watch for: A common mistake in Ordered Pairs in All Four Quadrants is matching each sign to the wrong axis — for example, seeing (-2, 5) and thinking "the x is negative so I move DOWN, and the y is positive so I move RIGHT," which lands the point in Quadrant IV. But the x-coordinate always controls left/right, never up/down: negative x means LEFT (not down), and positive y means UP (not right). So (-2, 5) is actually left 2, up 5 — Quadrant II. Before you submit, check that you used the x-coordinate for left/right and the y-coordinate for up/down, and never swapped them.</w:t>
-      </w:r>
-    </w:p>
-    <w:p>
-      <w:pPr>
-        <w:spacing w:after="40" w:before="0"/>
-      </w:pPr>
-      <w:r>
-        <w:rPr>
-          <w:b/>
-          <w:bCs/>
-        </w:rPr>
-        <w:t xml:space="preserve">3. For each ordered pair, write the signs of x and y and name the quadrant (or axis).</w:t>
-      </w:r>
-    </w:p>
-    <w:p>
-      <w:pPr>
-        <w:spacing w:after="20" w:before="0"/>
-      </w:pPr>
-      <w:r>
-        <w:t xml:space="preserve">     (6, -2) — x sign: +</w:t>
-      </w:r>
-    </w:p>
-    <w:p>
-      <w:pPr>
-        <w:spacing w:after="20" w:before="0"/>
-      </w:pPr>
-      <w:r>
-        <w:t xml:space="preserve">     (6, -2) — y sign: -</w:t>
-      </w:r>
-    </w:p>
-    <w:p>
-      <w:pPr>
-        <w:spacing w:after="20" w:before="0"/>
-      </w:pPr>
-      <w:r>
-        <w:t xml:space="preserve">     (6, -2) — Quadrant or Axis: IV</w:t>
-      </w:r>
-    </w:p>
-    <w:p>
-      <w:pPr>
-        <w:spacing w:after="20" w:before="0"/>
-      </w:pPr>
-      <w:r>
-        <w:t xml:space="preserve">     (-3, -5) — x sign: -</w:t>
-      </w:r>
-    </w:p>
-    <w:p>
-      <w:pPr>
-        <w:spacing w:after="20" w:before="0"/>
-      </w:pPr>
-      <w:r>
-        <w:t xml:space="preserve">     (-3, -5) — y sign: -</w:t>
-      </w:r>
-    </w:p>
-    <w:p>
-      <w:pPr>
-        <w:spacing w:after="20" w:before="0"/>
-      </w:pPr>
-      <w:r>
-        <w:t xml:space="preserve">     (-3, -5) — Quadrant or Axis: III</w:t>
-      </w:r>
-    </w:p>
-    <w:p>
-      <w:pPr>
-        <w:spacing w:after="20" w:before="0"/>
-      </w:pPr>
-      <w:r>
-        <w:t xml:space="preserve">     (0, 7) — x sign: 0</w:t>
-      </w:r>
-    </w:p>
-    <w:p>
-      <w:pPr>
-        <w:spacing w:after="20" w:before="0"/>
-      </w:pPr>
-      <w:r>
-        <w:t xml:space="preserve">     (0, 7) — y sign: +</w:t>
-      </w:r>
-    </w:p>
-    <w:p>
-      <w:pPr>
-        <w:spacing w:after="20" w:before="0"/>
-      </w:pPr>
-      <w:r>
-        <w:t xml:space="preserve">     (0, 7) — Quadrant or Axis: y-axis</w:t>
-      </w:r>
-    </w:p>
-    <w:p>
-      <w:pPr>
-        <w:spacing w:after="20" w:before="0"/>
-      </w:pPr>
-      <w:r>
-        <w:t xml:space="preserve">     (-1, 8) — x sign: -</w:t>
-      </w:r>
-    </w:p>
-    <w:p>
-      <w:pPr>
-        <w:spacing w:after="20" w:before="0"/>
-      </w:pPr>
-      <w:r>
-        <w:t xml:space="preserve">     (-1, 8) — y sign: +</w:t>
-      </w:r>
-    </w:p>
-    <w:p>
-      <w:pPr>
-        <w:spacing w:after="20" w:before="0"/>
-      </w:pPr>
-      <w:r>
-        <w:t xml:space="preserve">     (-1, 8) — Quadrant or Axis: II</w:t>
-      </w:r>
-    </w:p>
-    <w:p>
-      <w:pPr>
-        <w:spacing w:after="20" w:before="0"/>
-      </w:pPr>
-      <w:r>
-        <w:t xml:space="preserve">     (4, 0) — x sign: +</w:t>
-      </w:r>
-    </w:p>
-    <w:p>
-      <w:pPr>
-        <w:spacing w:after="20" w:before="0"/>
-      </w:pPr>
-      <w:r>
-        <w:t xml:space="preserve">     (4, 0) — y sign: 0</w:t>
-      </w:r>
-    </w:p>
-    <w:p>
-      <w:pPr>
-        <w:spacing w:after="20" w:before="0"/>
-      </w:pPr>
-      <w:r>
-        <w:t xml:space="preserve">     (4, 0) — Quadrant or Axis: x-axis</w:t>
-      </w:r>
-    </w:p>
-    <w:p>
-      <w:pPr>
-        <w:spacing w:after="40" w:before="0"/>
-      </w:pPr>
-      <w:r>
-        <w:t xml:space="preserve"/>
-      </w:r>
-    </w:p>
-    <w:p>
-      <w:pPr>
-        <w:spacing w:after="40" w:before="0"/>
-      </w:pPr>
-      <w:r>
-        <w:rPr>
-          <w:b/>
-          <w:bCs/>
-        </w:rPr>
-        <w:t xml:space="preserve">4. Matches:</w:t>
-      </w:r>
-    </w:p>
-    <w:p>
-      <w:pPr>
-        <w:spacing w:after="20" w:before="0"/>
-      </w:pPr>
-      <w:r>
-        <w:t xml:space="preserve">     Quadrant I → (+, +)</w:t>
-      </w:r>
-    </w:p>
-    <w:p>
-      <w:pPr>
-        <w:spacing w:after="20" w:before="0"/>
-      </w:pPr>
-      <w:r>
-        <w:t xml:space="preserve">     Quadrant II → (-, +)</w:t>
-      </w:r>
-    </w:p>
-    <w:p>
-      <w:pPr>
-        <w:spacing w:after="20" w:before="0"/>
-      </w:pPr>
-      <w:r>
-        <w:t xml:space="preserve">     Quadrant III → (-, -)</w:t>
-      </w:r>
-    </w:p>
-    <w:p>
-      <w:pPr>
-        <w:spacing w:after="20" w:before="0"/>
-      </w:pPr>
-      <w:r>
-        <w:t xml:space="preserve">     Quadrant IV → (+, -)</w:t>
-      </w:r>
-    </w:p>
-    <w:p>
-      <w:pPr>
-        <w:spacing w:after="20" w:before="0"/>
-      </w:pPr>
-      <w:r>
-        <w:t xml:space="preserve">     x-axis → y = 0</w:t>
-      </w:r>
-    </w:p>
-    <w:p>
-      <w:pPr>
-        <w:spacing w:after="20" w:before="0"/>
-      </w:pPr>
-      <w:r>
-        <w:t xml:space="preserve">     y-axis → x = 0</w:t>
-      </w:r>
-    </w:p>
-    <w:p>
-      <w:pPr>
-        <w:spacing w:after="40" w:before="0"/>
-      </w:pPr>
-      <w:r>
-        <w:t xml:space="preserve"/>
-      </w:r>
-    </w:p>
-    <w:p>
-      <w:pPr>
-        <w:spacing w:after="40" w:before="0"/>
-      </w:pPr>
-      <w:r>
-        <w:rPr>
-          <w:b/>
-          <w:bCs/>
-        </w:rPr>
-        <w:t xml:space="preserve">5. D. (3, 3)</w:t>
-      </w:r>
-    </w:p>
-    <w:p>
-      <w:pPr>
-        <w:spacing w:after="20" w:before="0"/>
-      </w:pPr>
-      <w:r>
-        <w:t xml:space="preserve">     Moving right means adding to the x-coordinate: -5 + 8 = 3. The y stays the same. New point: (3, 3).</w:t>
-      </w:r>
-    </w:p>
-    <w:p>
-      <w:pPr>
-        <w:spacing w:after="80" w:before="0"/>
-      </w:pPr>
-      <w:r>
-        <w:rPr>
-          <w:i/>
-          <w:iCs/>
-        </w:rPr>
-        <w:t xml:space="preserve">     Watch for: A common mistake in Ordered Pairs in All Four Quadrants is matching each sign to the wrong axis — for example, seeing (-2, 5) and thinking "the x is negative so I move DOWN, and the y is positive so I move RIGHT," which lands the point in Quadrant IV. But the x-coordinate always controls left/right, never up/down: negative x means LEFT (not down), and positive y means UP (not right). So (-2, 5) is actually left 2, up 5 — Quadrant II. Before you submit, check that you used the x-coordinate for left/right and the y-coordinate for up/down, and never swapped them.</w:t>
-      </w:r>
-    </w:p>
-    <w:p>
-      <w:pPr>
-        <w:spacing w:after="40" w:before="0"/>
-      </w:pPr>
-      <w:r>
-        <w:rPr>
-          <w:b/>
-          <w:bCs/>
-        </w:rPr>
-        <w:t xml:space="preserve">6. Spot the Common Mistake</w:t>
-      </w:r>
-    </w:p>
-    <w:p>
-      <w:pPr>
-        <w:spacing w:after="20" w:before="0"/>
-      </w:pPr>
-      <w:r>
-        <w:t xml:space="preserve">     The mistake is in Step 2.</w:t>
-      </w:r>
-    </w:p>
-    <w:p>
-      <w:pPr>
-        <w:spacing w:after="20" w:before="0"/>
-      </w:pPr>
-      <w:r>
-        <w:t xml:space="preserve">     Correct work: The order was reversed. In an ordered pair (x, y), x ALWAYS comes first. Here x = 6 (positive → right) and y = -1 (negative → down). Right and down is Quadrant IV, not Quadrant II.</w:t>
-      </w:r>
-    </w:p>
-    <w:p>
-      <w:pPr>
-        <w:spacing w:after="80" w:before="0"/>
-      </w:pPr>
-      <w:r>
-        <w:t xml:space="preserve">     Watch for: An ordered pair is always (x, y), so the first number is the horizontal move and the order cannot be swapped. Here x = 6 sends you right and y = -1 sends you down, which is the bottom-right region — Quadrant IV. Reading it as (-1, 6) described a completely different point.</w:t>
-      </w:r>
-    </w:p>
-    <w:p>
-      <w:pPr>
-        <w:spacing w:after="40" w:before="0"/>
-      </w:pPr>
-      <w:r>
-        <w:rPr>
-          <w:b/>
-          <w:bCs/>
-        </w:rPr>
-        <w:t xml:space="preserve">7. D. Quadrant II</w:t>
-      </w:r>
-    </w:p>
-    <w:p>
-      <w:pPr>
-        <w:spacing w:after="20" w:before="0"/>
-      </w:pPr>
-      <w:r>
-        <w:t xml:space="preserve">     Negative x with positive y places the point in Quadrant II.</w:t>
-      </w:r>
-    </w:p>
-    <w:p>
-      <w:pPr>
-        <w:spacing w:after="80" w:before="0"/>
-      </w:pPr>
-      <w:r>
-        <w:rPr>
-          <w:i/>
-          <w:iCs/>
-        </w:rPr>
-        <w:t xml:space="preserve">     Watch for: A common mistake in Ordered Pairs in All Four Quadrants is matching each sign to the wrong axis — for example, seeing (-2, 5) and thinking "the x is negative so I move DOWN, and the y is positive so I move RIGHT," which lands the point in Quadrant IV. But the x-coordinate always controls left/right, never up/down: negative x means LEFT (not down), and positive y means UP (not right). So (-2, 5) is actually left 2, up 5 — Quadrant II. Before you submit, check that you used the x-coordinate for left/right and the y-coordinate for up/down, and never swapped them.</w:t>
-      </w:r>
-    </w:p>
-    <w:p>
-      <w:pPr>
-        <w:spacing w:after="40" w:before="0"/>
-      </w:pPr>
-      <w:r>
-        <w:rPr>
-          <w:b/>
-          <w:bCs/>
-        </w:rPr>
-        <w:t xml:space="preserve">8. D. (4, -2)</w:t>
-      </w:r>
-    </w:p>
-    <w:p>
-      <w:pPr>
-        <w:spacing w:after="20" w:before="0"/>
-      </w:pPr>
-      <w:r>
-        <w:t xml:space="preserve">     Right is +x and down is -y, so the point is (4, -2).</w:t>
-      </w:r>
-    </w:p>
-    <w:p>
-      <w:pPr>
-        <w:spacing w:after="80" w:before="0"/>
-      </w:pPr>
-      <w:r>
-        <w:rPr>
-          <w:i/>
-          <w:iCs/>
-        </w:rPr>
-        <w:t xml:space="preserve">     Watch for: A common mistake in Ordered Pairs in All Four Quadrants is matching each sign to the wrong axis — for example, seeing (-2, 5) and thinking "the x is negative so I move DOWN, and the y is positive so I move RIGHT," which lands the point in Quadrant IV. But the x-coordinate always controls left/right, never up/down: negative x means LEFT (not down), and positive y means UP (not right). So (-2, 5) is actually left 2, up 5 — Quadrant II. Before you submit, check that you used the x-coordinate for left/right and the y-coordinate for up/down, and never swapped them.</w:t>
-      </w:r>
-    </w:p>
-    <w:p>
-      <w:pPr>
-        <w:spacing w:after="40" w:before="0"/>
-      </w:pPr>
-      <w:r>
-        <w:rPr>
-          <w:b/>
-          <w:bCs/>
-        </w:rPr>
-        <w:t xml:space="preserve">9. Correct groups:</w:t>
-      </w:r>
-    </w:p>
-    <w:p>
-      <w:pPr>
-        <w:spacing w:after="20" w:before="0"/>
-      </w:pPr>
-      <w:r>
-        <w:t xml:space="preserve">     (3, 2) → Quadrant I</w:t>
-      </w:r>
-    </w:p>
-    <w:p>
-      <w:pPr>
-        <w:spacing w:after="20" w:before="0"/>
-      </w:pPr>
-      <w:r>
-        <w:t xml:space="preserve">     (-4, 1) → Quadrant II</w:t>
-      </w:r>
-    </w:p>
-    <w:p>
-      <w:pPr>
-        <w:spacing w:after="20" w:before="0"/>
-      </w:pPr>
-      <w:r>
-        <w:t xml:space="preserve">     (-2, -5) → Quadrant III</w:t>
-      </w:r>
-    </w:p>
-    <w:p>
-      <w:pPr>
-        <w:spacing w:after="20" w:before="0"/>
-      </w:pPr>
-      <w:r>
-        <w:t xml:space="preserve">     (6, -3) → Quadrant IV</w:t>
-      </w:r>
-    </w:p>
-    <w:p>
-      <w:pPr>
-        <w:spacing w:after="40" w:before="0"/>
-      </w:pPr>
-      <w:r>
-        <w:t xml:space="preserve"/>
-      </w:r>
-    </w:p>
-    <w:p>
-      <w:pPr>
-        <w:spacing w:after="40" w:before="0"/>
-      </w:pPr>
-      <w:r>
-        <w:rPr>
-          <w:b/>
-          <w:bCs/>
-        </w:rPr>
-        <w:t xml:space="preserve">10. D. Quadrant III</w:t>
-      </w:r>
-    </w:p>
-    <w:p>
-      <w:pPr>
-        <w:spacing w:after="20" w:before="0"/>
-      </w:pPr>
-      <w:r>
-        <w:t xml:space="preserve">     A negative x means left and a negative y means down, so (-5, -2) is in Quadrant III, where both coordinates are negative.</w:t>
-      </w:r>
-    </w:p>
-    <w:p>
-      <w:pPr>
-        <w:spacing w:after="80" w:before="0"/>
-      </w:pPr>
-      <w:r>
-        <w:rPr>
-          <w:i/>
-          <w:iCs/>
-        </w:rPr>
-        <w:t xml:space="preserve">     Watch for: A common mistake in Ordered Pairs in All Four Quadrants is matching each sign to the wrong axis — for example, seeing (-2, 5) and thinking "the x is negative so I move DOWN, and the y is positive so I move RIGHT," which lands the point in Quadrant IV. But the x-coordinate always controls left/right, never up/down: negative x means LEFT (not down), and positive y means UP (not right). So (-2, 5) is actually left 2, up 5 — Quadrant II. Before you submit, check that you used the x-coordinate for left/right and the y-coordinate for up/down, and never swapped them.</w:t>
       </w:r>
     </w:p>
     <w:sectPr>
